--- a/docs/5. Documentacion Modular/02_Usuarios_Version_Cliente.docx
+++ b/docs/5. Documentacion Modular/02_Usuarios_Version_Cliente.docx
@@ -12,7 +12,7 @@
           <w:color w:val="0B2545"/>
           <w:sz w:val="40"/>
         </w:rPr>
-        <w:t>Seguridad y Usuarios - Version Cliente</w:t>
+        <w:t>Seguridad y Usuarios - Versión Cliente</w:t>
       </w:r>
     </w:p>
     <w:p>
@@ -23,7 +23,7 @@
         <w:rPr>
           <w:color w:val="5A5A5A"/>
         </w:rPr>
-        <w:t>Guia funcional completa para uso, flujo, reglas, auditorias y capturas del modulo.</w:t>
+        <w:t>Guia funcional completa para uso, flujo, reglas, auditorias y capturas del módulo.</w:t>
       </w:r>
     </w:p>
     <w:tbl>
@@ -89,7 +89,7 @@
               <w:rPr>
                 <w:sz w:val="18"/>
               </w:rPr>
-              <w:t>Modulo</w:t>
+              <w:t>Módulo</w:t>
             </w:r>
           </w:p>
         </w:tc>
@@ -155,7 +155,7 @@
               <w:rPr>
                 <w:sz w:val="18"/>
               </w:rPr>
-              <w:t>Version</w:t>
+              <w:t>Versión</w:t>
             </w:r>
           </w:p>
         </w:tc>
@@ -235,13 +235,13 @@
               <w:rPr>
                 <w:sz w:val="18"/>
               </w:rPr>
-              <w:t xml:space="preserve">Version </w:t>
+              <w:t xml:space="preserve">Versión </w:t>
             </w:r>
             <w:r>
               <w:rPr>
                 <w:sz w:val="18"/>
               </w:rPr>
-              <w:t>full generada en Word; lista para aprobacion del usuario.</w:t>
+              <w:t>full generada en Word; lista para aprobación del usuario.</w:t>
             </w:r>
           </w:p>
         </w:tc>
@@ -260,7 +260,7 @@
               <w:rPr>
                 <w:sz w:val="18"/>
               </w:rPr>
-              <w:t>Aprobacion</w:t>
+              <w:t>Aprobación</w:t>
             </w:r>
           </w:p>
         </w:tc>
@@ -274,7 +274,7 @@
               <w:rPr>
                 <w:sz w:val="18"/>
               </w:rPr>
-              <w:t>Pendiente de revision/firma del usuario responsable.</w:t>
+              <w:t>Pendiente de revisión/firma del usuario responsable.</w:t>
             </w:r>
           </w:p>
         </w:tc>
@@ -324,7 +324,7 @@
     </w:p>
     <w:p>
       <w:r>
-        <w:t xml:space="preserve">Documentar el uso operativo del modulo Seguridad y Usuarios desde la </w:t>
+        <w:t xml:space="preserve">Documentar el uso operativo del módulo Seguridad y Usuarios desde la </w:t>
       </w:r>
       <w:r>
         <w:t>perspectiva del usuario final autorizado.</w:t>
@@ -359,7 +359,7 @@
         <w:pStyle w:val="Listaconnmeros"/>
       </w:pPr>
       <w:r>
-        <w:t>Crear o editar datos personales, rol, dominio y modulos asignados.</w:t>
+        <w:t>Crear o editar datos personales, rol, dominio y módulos asignados.</w:t>
       </w:r>
     </w:p>
     <w:p>
@@ -378,7 +378,7 @@
         <w:t>Guardar cambios y rev</w:t>
       </w:r>
       <w:r>
-        <w:t>isar auditoria generada.</w:t>
+        <w:t>isar auditoría generada.</w:t>
       </w:r>
     </w:p>
     <w:p>
@@ -434,7 +434,7 @@
                 <w:b/>
                 <w:sz w:val="18"/>
               </w:rPr>
-              <w:t>Modulo</w:t>
+              <w:t>Módulo</w:t>
             </w:r>
           </w:p>
         </w:tc>
@@ -450,7 +450,7 @@
                 <w:b/>
                 <w:sz w:val="18"/>
               </w:rPr>
-              <w:t>Proteccion</w:t>
+              <w:t>Protección</w:t>
             </w:r>
           </w:p>
         </w:tc>
@@ -483,7 +483,7 @@
               <w:rPr>
                 <w:sz w:val="18"/>
               </w:rPr>
-              <w:t>Modulo 2</w:t>
+              <w:t>Módulo 2</w:t>
             </w:r>
           </w:p>
         </w:tc>
@@ -541,7 +541,7 @@
                 <w:b/>
                 <w:sz w:val="18"/>
               </w:rPr>
-              <w:t>Metodo</w:t>
+              <w:t>Método</w:t>
             </w:r>
           </w:p>
         </w:tc>
@@ -936,7 +936,7 @@
               <w:rPr>
                 <w:sz w:val="18"/>
               </w:rPr>
-              <w:t>/api/catalogos/modulos</w:t>
+              <w:t>/api/catalogos/módulos</w:t>
             </w:r>
           </w:p>
         </w:tc>
@@ -950,7 +950,7 @@
               <w:rPr>
                 <w:sz w:val="18"/>
               </w:rPr>
-              <w:t>Catalogo modulos</w:t>
+              <w:t>Catalogo módulos</w:t>
             </w:r>
           </w:p>
         </w:tc>
@@ -1028,7 +1028,7 @@
         <w:pStyle w:val="Listaconvietas"/>
       </w:pPr>
       <w:r>
-        <w:t>Debe seleccionarse al menos un modulo para guardar usuario.</w:t>
+        <w:t>Debe seleccionarse al menos un módulo para guardar usuario.</w:t>
       </w:r>
     </w:p>
     <w:p>
@@ -1055,7 +1055,7 @@
         <w:pStyle w:val="Listaconvietas"/>
       </w:pPr>
       <w:r>
-        <w:t>Usuarios inactivos no deben renovar sesion por refresh token.</w:t>
+        <w:t>Usuarios inactivos no deben renovar sesión por refresh token.</w:t>
       </w:r>
     </w:p>
     <w:p>
@@ -1071,7 +1071,7 @@
         <w:pStyle w:val="Listaconvietas"/>
       </w:pPr>
       <w:r>
-        <w:t>Creacion de usuario</w:t>
+        <w:t>Creación de usuario</w:t>
       </w:r>
     </w:p>
     <w:p>
@@ -1079,7 +1079,7 @@
         <w:pStyle w:val="Listaconvietas"/>
       </w:pPr>
       <w:r>
-        <w:t>Edicion de usuario</w:t>
+        <w:t>Edición de usuario</w:t>
       </w:r>
     </w:p>
     <w:p>
@@ -1095,7 +1095,7 @@
         <w:pStyle w:val="Listaconvietas"/>
       </w:pPr>
       <w:r>
-        <w:t>Cambio/recuperacion de contrasena</w:t>
+        <w:t>Cambio/recuperacion de contraseña</w:t>
       </w:r>
     </w:p>
     <w:p>
@@ -1166,7 +1166,7 @@
           <w:color w:val="5A5A5A"/>
           <w:sz w:val="18"/>
         </w:rPr>
-        <w:t>Captura actualizada del modulo Seguridad y Usuarios tomada desde build local del frontend.</w:t>
+        <w:t>Captura actualizada del módulo Seguridad y Usuarios tomada desde build local del frontend.</w:t>
       </w:r>
     </w:p>
     <w:p>
@@ -1190,7 +1190,7 @@
         <w:pStyle w:val="Listaconvietas"/>
       </w:pPr>
       <w:r>
-        <w:t>Registrar aprobacion formal del usuar</w:t>
+        <w:t>Registrar aprobación formal del usuar</w:t>
       </w:r>
       <w:r>
         <w:t>io responsable en el control documental.</w:t>
@@ -1245,7 +1245,7 @@
         <w:color w:val="646464"/>
         <w:sz w:val="16"/>
       </w:rPr>
-      <w:t>Seguridad y Usuarios - Version Cliente | Version 1.0 | 30/06/2026</w:t>
+      <w:t>Seguridad y Usuarios - Versión Cliente | Versión 1.0 | 30/06/2026</w:t>
     </w:r>
   </w:p>
 </w:ftr>
@@ -1288,7 +1288,7 @@
         <w:color w:val="646464"/>
         <w:sz w:val="16"/>
       </w:rPr>
-      <w:t>SGRLA-IHSS | Documentacion modular</w:t>
+      <w:t>SGRLA-IHSS | Documentación modular</w:t>
     </w:r>
   </w:p>
 </w:hdr>
